--- a/docs/content/meeting_r/meeting_r_lecture.docx
+++ b/docs/content/meeting_r/meeting_r_lecture.docx
@@ -31,7 +31,7 @@
         <w:pStyle w:val="Date"/>
       </w:pPr>
       <w:r>
-        <w:t xml:space="preserve">2026-08-27</w:t>
+        <w:t xml:space="preserve">2026-09-01</w:t>
       </w:r>
     </w:p>
     <w:bookmarkStart w:id="12" w:name="where-we-left-off-lecture-01"/>

--- a/docs/content/meeting_r/meeting_r_lecture.docx
+++ b/docs/content/meeting_r/meeting_r_lecture.docx
@@ -31,7 +31,7 @@
         <w:pStyle w:val="Date"/>
       </w:pPr>
       <w:r>
-        <w:t xml:space="preserve">2026-09-01</w:t>
+        <w:t xml:space="preserve">2026-09-03</w:t>
       </w:r>
     </w:p>
     <w:bookmarkStart w:id="12" w:name="where-we-left-off-lecture-01"/>

--- a/docs/content/meeting_r/meeting_r_lecture.docx
+++ b/docs/content/meeting_r/meeting_r_lecture.docx
@@ -14733,8 +14733,8 @@
       <w:rFonts w:asciiTheme="majorHAnsi" w:cstheme="majorBidi" w:eastAsiaTheme="majorEastAsia" w:hAnsiTheme="majorHAnsi"/>
       <w:spacing w:val="-10"/>
       <w:kern w:val="28"/>
-      <w:sz w:val="56"/>
-      <w:szCs w:val="56"/>
+      <w:sz w:val="40"/>
+      <w:szCs w:val="40"/>
     </w:rPr>
   </w:style>
   <w:style w:customStyle="1" w:styleId="TitleChar" w:type="character">
@@ -14747,8 +14747,8 @@
       <w:rFonts w:asciiTheme="majorHAnsi" w:cstheme="majorBidi" w:eastAsiaTheme="majorEastAsia" w:hAnsiTheme="majorHAnsi"/>
       <w:spacing w:val="-10"/>
       <w:kern w:val="28"/>
-      <w:sz w:val="56"/>
-      <w:szCs w:val="56"/>
+      <w:sz w:val="40"/>
+      <w:szCs w:val="40"/>
     </w:rPr>
   </w:style>
   <w:style w:styleId="Subtitle" w:type="paragraph">

--- a/docs/content/meeting_r/meeting_r_lecture.docx
+++ b/docs/content/meeting_r/meeting_r_lecture.docx
@@ -31,7 +31,7 @@
         <w:pStyle w:val="Date"/>
       </w:pPr>
       <w:r>
-        <w:t xml:space="preserve">2026-09-03</w:t>
+        <w:t xml:space="preserve">2026-09-04</w:t>
       </w:r>
     </w:p>
     <w:bookmarkStart w:id="12" w:name="where-we-left-off-lecture-01"/>
@@ -144,7 +144,7 @@
         <w:t xml:space="preserve"> </w:t>
       </w:r>
       <w:r>
-        <w:t xml:space="preserve">— dependent (leaf mass/size) vs. independent (side of tree)</w:t>
+        <w:t xml:space="preserve">— dependent (leaf mass/size) vs. independent (shade of tree)</w:t>
       </w:r>
     </w:p>
     <w:p>
@@ -3174,7 +3174,7 @@
         <w:rPr>
           <w:rStyle w:val="VerbatimChar"/>
         </w:rPr>
-        <w:t xml:space="preserve">weight_g</w:t>
+        <w:t xml:space="preserve">mass_g</w:t>
       </w:r>
       <w:r>
         <w:t xml:space="preserve"> </w:t>
@@ -3189,7 +3189,7 @@
         <w:rPr>
           <w:rStyle w:val="VerbatimChar"/>
         </w:rPr>
-        <w:t xml:space="preserve">Weight_g</w:t>
+        <w:t xml:space="preserve">Mass_g</w:t>
       </w:r>
     </w:p>
     <w:p>
@@ -3611,7 +3611,7 @@
               <w:rPr>
                 <w:rStyle w:val="VerbatimChar"/>
               </w:rPr>
-              <w:t xml:space="preserve">weight_g</w:t>
+              <w:t xml:space="preserve">mass_g</w:t>
             </w:r>
             <w:r>
               <w:t xml:space="preserve"> </w:t>
@@ -3626,7 +3626,7 @@
               <w:rPr>
                 <w:rStyle w:val="VerbatimChar"/>
               </w:rPr>
-              <w:t xml:space="preserve">weight_G</w:t>
+              <w:t xml:space="preserve">mass_G</w:t>
             </w:r>
             <w:r>
               <w:t xml:space="preserve"> </w:t>
@@ -5124,7 +5124,7 @@
         <w:rPr>
           <w:rStyle w:val="NormalTok"/>
         </w:rPr>
-        <w:t xml:space="preserve">weight_g </w:t>
+        <w:t xml:space="preserve">mass_g </w:t>
       </w:r>
       <w:r>
         <w:rPr>
@@ -5211,7 +5211,7 @@
         <w:rPr>
           <w:rStyle w:val="NormalTok"/>
         </w:rPr>
-        <w:t xml:space="preserve">side     </w:t>
+        <w:t xml:space="preserve">shade     </w:t>
       </w:r>
       <w:r>
         <w:rPr>
@@ -5290,7 +5290,7 @@
         <w:rPr>
           <w:rStyle w:val="NormalTok"/>
         </w:rPr>
-        <w:t xml:space="preserve">(weight_g)   </w:t>
+        <w:t xml:space="preserve">(mass_g)   </w:t>
       </w:r>
       <w:r>
         <w:rPr>
@@ -5311,7 +5311,7 @@
         <w:rPr>
           <w:rStyle w:val="NormalTok"/>
         </w:rPr>
-        <w:t xml:space="preserve">(weight_g)    </w:t>
+        <w:t xml:space="preserve">(mass_g)    </w:t>
       </w:r>
       <w:r>
         <w:rPr>
@@ -5332,7 +5332,7 @@
         <w:rPr>
           <w:rStyle w:val="NormalTok"/>
         </w:rPr>
-        <w:t xml:space="preserve">(weight_g)      </w:t>
+        <w:t xml:space="preserve">(mass_g)      </w:t>
       </w:r>
       <w:r>
         <w:rPr>
@@ -7370,7 +7370,7 @@
         <w:rPr>
           <w:rStyle w:val="StringTok"/>
         </w:rPr>
-        <w:t xml:space="preserve">"data/2026_06_25_tree_experiment_raw_data.xlsx"</w:t>
+        <w:t xml:space="preserve">"data/2026_09_03_data_sci_leaf_area.xlsx"</w:t>
       </w:r>
       <w:r>
         <w:rPr>
@@ -7729,7 +7729,7 @@
               <w:rPr>
                 <w:rStyle w:val="VerbatimChar"/>
               </w:rPr>
-              <w:t xml:space="preserve">"Leaf Weight (g)"</w:t>
+              <w:t xml:space="preserve">"Leaf Mass (g)"</w:t>
             </w:r>
             <w:r>
               <w:t xml:space="preserve"> </w:t>
@@ -7744,7 +7744,7 @@
               <w:rPr>
                 <w:rStyle w:val="VerbatimChar"/>
               </w:rPr>
-              <w:t xml:space="preserve">leaf_weight_g</w:t>
+              <w:t xml:space="preserve">leaf_mass_g</w:t>
             </w:r>
             <w:r>
               <w:t xml:space="preserve"> </w:t>
@@ -8166,7 +8166,7 @@
         <w:t xml:space="preserve"> </w:t>
       </w:r>
       <w:r>
-        <w:t xml:space="preserve">has five columns:</w:t>
+        <w:t xml:space="preserve">has eight columns:</w:t>
       </w:r>
     </w:p>
     <w:p>
@@ -8181,13 +8181,37 @@
         <w:rPr>
           <w:rStyle w:val="VerbatimChar"/>
         </w:rPr>
-        <w:t xml:space="preserve">index</w:t>
-      </w:r>
-      <w:r>
-        <w:t xml:space="preserve"> </w:t>
-      </w:r>
-      <w:r>
-        <w:t xml:space="preserve">— leaf number</w:t>
+        <w:t xml:space="preserve">twig_id</w:t>
+      </w:r>
+      <w:r>
+        <w:t xml:space="preserve">,</w:t>
+      </w:r>
+      <w:r>
+        <w:t xml:space="preserve"> </w:t>
+      </w:r>
+      <w:r>
+        <w:rPr>
+          <w:rStyle w:val="VerbatimChar"/>
+        </w:rPr>
+        <w:t xml:space="preserve">leaf_id</w:t>
+      </w:r>
+      <w:r>
+        <w:t xml:space="preserve">,</w:t>
+      </w:r>
+      <w:r>
+        <w:t xml:space="preserve"> </w:t>
+      </w:r>
+      <w:r>
+        <w:rPr>
+          <w:rStyle w:val="VerbatimChar"/>
+        </w:rPr>
+        <w:t xml:space="preserve">teams</w:t>
+      </w:r>
+      <w:r>
+        <w:t xml:space="preserve"> </w:t>
+      </w:r>
+      <w:r>
+        <w:t xml:space="preserve">— sample identifiers</w:t>
       </w:r>
       <w:r>
         <w:t xml:space="preserve"> </w:t>
@@ -8197,7 +8221,7 @@
           <w:i/>
           <w:iCs/>
         </w:rPr>
-        <w:t xml:space="preserve">(numeric)</w:t>
+        <w:t xml:space="preserve">(character)</w:t>
       </w:r>
     </w:p>
     <w:p>
@@ -8212,7 +8236,7 @@
         <w:rPr>
           <w:rStyle w:val="VerbatimChar"/>
         </w:rPr>
-        <w:t xml:space="preserve">side</w:t>
+        <w:t xml:space="preserve">shade</w:t>
       </w:r>
       <w:r>
         <w:t xml:space="preserve"> </w:t>
@@ -8267,7 +8291,7 @@
         <w:rPr>
           <w:rStyle w:val="VerbatimChar"/>
         </w:rPr>
-        <w:t xml:space="preserve">weight_g</w:t>
+        <w:t xml:space="preserve">mass_g</w:t>
       </w:r>
       <w:r>
         <w:t xml:space="preserve">,</w:t>
@@ -8279,7 +8303,7 @@
         <w:rPr>
           <w:rStyle w:val="VerbatimChar"/>
         </w:rPr>
-        <w:t xml:space="preserve">width_cm</w:t>
+        <w:t xml:space="preserve">petiole_mm</w:t>
       </w:r>
       <w:r>
         <w:t xml:space="preserve">,</w:t>
@@ -8291,7 +8315,19 @@
         <w:rPr>
           <w:rStyle w:val="VerbatimChar"/>
         </w:rPr>
-        <w:t xml:space="preserve">height_cm</w:t>
+        <w:t xml:space="preserve">thickness_mm</w:t>
+      </w:r>
+      <w:r>
+        <w:t xml:space="preserve">,</w:t>
+      </w:r>
+      <w:r>
+        <w:t xml:space="preserve"> </w:t>
+      </w:r>
+      <w:r>
+        <w:rPr>
+          <w:rStyle w:val="VerbatimChar"/>
+        </w:rPr>
+        <w:t xml:space="preserve">paper_mass_g</w:t>
       </w:r>
       <w:r>
         <w:t xml:space="preserve"> </w:t>
@@ -8344,13 +8380,13 @@
         <w:rPr>
           <w:rStyle w:val="NormalTok"/>
         </w:rPr>
-        <w:t xml:space="preserve">weight_g     </w:t>
+        <w:t xml:space="preserve">mass_g     </w:t>
       </w:r>
       <w:r>
         <w:rPr>
           <w:rStyle w:val="CommentTok"/>
         </w:rPr>
-        <w:t xml:space="preserve"># just the weights, as a vector</w:t>
+        <w:t xml:space="preserve"># just the leaf masses, as a vector</w:t>
       </w:r>
     </w:p>
     <w:tbl>
@@ -8503,7 +8539,7 @@
           <wp:inline>
             <wp:extent cx="3268980" cy="2640084"/>
             <wp:effectExtent b="0" l="0" r="0" t="0"/>
-            <wp:docPr descr="Diagram of a data frame as columns of vectors: a side column (character), weight_g column (numeric), and height_cm column (numeric), with rows lining up across columns." title="" id="104" name="Picture"/>
+            <wp:docPr descr="Diagram of a data frame as columns of vectors: a shade column (character), mass_g column (numeric), and petiole_mm column (numeric), with rows lining up across columns." title="" id="104" name="Picture"/>
             <a:graphic>
               <a:graphicData uri="http://schemas.openxmlformats.org/drawingml/2006/picture">
                 <pic:pic>
@@ -8546,7 +8582,7 @@
         <w:pStyle w:val="ImageCaption"/>
       </w:pPr>
       <w:r>
-        <w:t xml:space="preserve">Diagram of a data frame as columns of vectors: a side column (character), weight_g column (numeric), and height_cm column (numeric), with rows lining up across columns.</w:t>
+        <w:t xml:space="preserve">Diagram of a data frame as columns of vectors: a shade column (character), mass_g column (numeric), and petiole_mm column (numeric), with rows lining up across columns.</w:t>
       </w:r>
     </w:p>
     <w:bookmarkEnd w:id="106"/>
@@ -8629,7 +8665,7 @@
         <w:rPr>
           <w:rStyle w:val="CommentTok"/>
         </w:rPr>
-        <w:t xml:space="preserve"># rows, columns  → 20  5</w:t>
+        <w:t xml:space="preserve"># rows, columns  → 41  8</w:t>
       </w:r>
       <w:r>
         <w:br/>
@@ -8864,7 +8900,7 @@
               <w:rPr>
                 <w:rStyle w:val="VerbatimChar"/>
               </w:rPr>
-              <w:t xml:space="preserve">side</w:t>
+              <w:t xml:space="preserve">shade</w:t>
             </w:r>
             <w:r>
               <w:t xml:space="preserve">?</w:t>
@@ -9636,7 +9672,7 @@
           <wp:inline>
             <wp:extent cx="3268980" cy="2640084"/>
             <wp:effectExtent b="0" l="0" r="0" t="0"/>
-            <wp:docPr descr="Diagram of the pipe operator: tree_df flows down into filter(side == “sunny”), then flows down into summary(), read as “take tree_df, then filter, then summarise.”" title="" id="117" name="Picture"/>
+            <wp:docPr descr="Diagram of the pipe operator: tree_df flows down into filter(shade == “sunny”), then flows down into summary(), read as “take tree_df, then filter, then summarise.”" title="" id="117" name="Picture"/>
             <a:graphic>
               <a:graphicData uri="http://schemas.openxmlformats.org/drawingml/2006/picture">
                 <pic:pic>
@@ -9679,7 +9715,7 @@
         <w:pStyle w:val="ImageCaption"/>
       </w:pPr>
       <w:r>
-        <w:t xml:space="preserve">Diagram of the pipe operator: tree_df flows down into filter(side ==</w:t>
+        <w:t xml:space="preserve">Diagram of the pipe operator: tree_df flows down into filter(shade ==</w:t>
       </w:r>
       <w:r>
         <w:t xml:space="preserve"> </w:t>
@@ -9957,7 +9993,7 @@
         <w:rPr>
           <w:rStyle w:val="NormalTok"/>
         </w:rPr>
-        <w:t xml:space="preserve"> side, </w:t>
+        <w:t xml:space="preserve"> shade, </w:t>
       </w:r>
       <w:r>
         <w:rPr>
@@ -9969,7 +10005,7 @@
         <w:rPr>
           <w:rStyle w:val="NormalTok"/>
         </w:rPr>
-        <w:t xml:space="preserve"> weight_g))</w:t>
+        <w:t xml:space="preserve"> mass_g))</w:t>
       </w:r>
     </w:p>
     <w:p>
@@ -10097,7 +10133,7 @@
         <w:rPr>
           <w:rStyle w:val="NormalTok"/>
         </w:rPr>
-        <w:t xml:space="preserve"> side, </w:t>
+        <w:t xml:space="preserve"> shade, </w:t>
       </w:r>
       <w:r>
         <w:rPr>
@@ -10109,7 +10145,7 @@
         <w:rPr>
           <w:rStyle w:val="NormalTok"/>
         </w:rPr>
-        <w:t xml:space="preserve"> weight_g)) </w:t>
+        <w:t xml:space="preserve"> mass_g)) </w:t>
       </w:r>
       <w:r>
         <w:rPr>
@@ -10610,7 +10646,7 @@
         <w:rPr>
           <w:rStyle w:val="VerbatimChar"/>
         </w:rPr>
-        <w:t xml:space="preserve">side</w:t>
+        <w:t xml:space="preserve">shade</w:t>
       </w:r>
       <w:r>
         <w:t xml:space="preserve"> </w:t>
@@ -10673,7 +10709,7 @@
         <w:rPr>
           <w:rStyle w:val="NormalTok"/>
         </w:rPr>
-        <w:t xml:space="preserve"> side, </w:t>
+        <w:t xml:space="preserve"> shade, </w:t>
       </w:r>
       <w:r>
         <w:rPr>
@@ -10685,7 +10721,7 @@
         <w:rPr>
           <w:rStyle w:val="NormalTok"/>
         </w:rPr>
-        <w:t xml:space="preserve"> weight_g)) </w:t>
+        <w:t xml:space="preserve"> mass_g)) </w:t>
       </w:r>
       <w:r>
         <w:rPr>
@@ -11027,7 +11063,7 @@
         <w:rPr>
           <w:rStyle w:val="StringTok"/>
         </w:rPr>
-        <w:t xml:space="preserve">"Leaf weight (g)"</w:t>
+        <w:t xml:space="preserve">"Leaf mass (g)"</w:t>
       </w:r>
       <w:r>
         <w:rPr>
@@ -11202,7 +11238,7 @@
               <w:rPr>
                 <w:rStyle w:val="VerbatimChar"/>
               </w:rPr>
-              <w:t xml:space="preserve">weight_g</w:t>
+              <w:t xml:space="preserve">mass_g</w:t>
             </w:r>
             <w:r>
               <w:t xml:space="preserve"> </w:t>
@@ -11217,7 +11253,7 @@
               <w:rPr>
                 <w:rStyle w:val="VerbatimChar"/>
               </w:rPr>
-              <w:t xml:space="preserve">height_cm</w:t>
+              <w:t xml:space="preserve">thickness_mm</w:t>
             </w:r>
             <w:r>
               <w:t xml:space="preserve">. What changes? Try</w:t>
@@ -11346,7 +11382,7 @@
         <w:rPr>
           <w:rStyle w:val="NormalTok"/>
         </w:rPr>
-        <w:t xml:space="preserve"> side, </w:t>
+        <w:t xml:space="preserve"> shade, </w:t>
       </w:r>
       <w:r>
         <w:rPr>
@@ -11358,7 +11394,7 @@
         <w:rPr>
           <w:rStyle w:val="NormalTok"/>
         </w:rPr>
-        <w:t xml:space="preserve"> weight_g)) </w:t>
+        <w:t xml:space="preserve"> mass_g)) </w:t>
       </w:r>
       <w:r>
         <w:rPr>
@@ -11418,7 +11454,7 @@
         <w:rPr>
           <w:rStyle w:val="StringTok"/>
         </w:rPr>
-        <w:t xml:space="preserve">"figures/leaf_weight.png"</w:t>
+        <w:t xml:space="preserve">"figures/leaf_mass.png"</w:t>
       </w:r>
       <w:r>
         <w:rPr>
@@ -11944,7 +11980,7 @@
                 <wp:inline>
                   <wp:extent cx="3268980" cy="2510758"/>
                   <wp:effectExtent b="0" l="0" r="0" t="0"/>
-                  <wp:docPr descr="Screenshot of the Save Plot dialog in Positron’s Plots pane, with the leaf weight boxplot ready to save as a PNG." title="" id="138" name="Picture"/>
+                  <wp:docPr descr="Screenshot of the Save Plot dialog in Positron’s Plots pane, with the leaf mass boxplot ready to save as a PNG." title="" id="138" name="Picture"/>
                   <a:graphic>
                     <a:graphicData uri="http://schemas.openxmlformats.org/drawingml/2006/picture">
                       <pic:pic>
@@ -11987,7 +12023,7 @@
               <w:pStyle w:val="ImageCaption"/>
             </w:pPr>
             <w:r>
-              <w:t xml:space="preserve">Screenshot of the Save Plot dialog in Positron’s Plots pane, with the leaf weight boxplot ready to save as a PNG.</w:t>
+              <w:t xml:space="preserve">Screenshot of the Save Plot dialog in Positron’s Plots pane, with the leaf mass boxplot ready to save as a PNG.</w:t>
             </w:r>
           </w:p>
           <w:p/>
@@ -12473,7 +12509,7 @@
               <w:rPr>
                 <w:rStyle w:val="VerbatimChar"/>
               </w:rPr>
-              <w:t xml:space="preserve">width_cm</w:t>
+              <w:t xml:space="preserve">petiole_mm</w:t>
             </w:r>
             <w:r>
               <w:t xml:space="preserve"> </w:t>
@@ -12488,7 +12524,7 @@
               <w:rPr>
                 <w:rStyle w:val="VerbatimChar"/>
               </w:rPr>
-              <w:t xml:space="preserve">side</w:t>
+              <w:t xml:space="preserve">shade</w:t>
             </w:r>
             <w:r>
               <w:t xml:space="preserve">. Save it to</w:t>
